--- a/resources/docs/actividades_multiple.docx
+++ b/resources/docs/actividades_multiple.docx
@@ -131,7 +131,7 @@
                 <w:szCs w:val="21"/>
                 <w:lang w:val="es-MX"/>
               </w:rPr>
-              <w:t>Gerencia</w:t>
+              <w:t>Pertenencia</w:t>
             </w:r>
           </w:p>
         </w:tc>
@@ -162,7 +162,7 @@
                 <w:szCs w:val="21"/>
                 <w:lang w:val="es-MX"/>
               </w:rPr>
-              <w:t>Tipo de actividad</w:t>
+              <w:t>Tipo</w:t>
             </w:r>
           </w:p>
         </w:tc>
@@ -193,7 +193,7 @@
                 <w:szCs w:val="21"/>
                 <w:lang w:val="es-MX"/>
               </w:rPr>
-              <w:t>Descripción de la actividad</w:t>
+              <w:t>Descripción</w:t>
             </w:r>
           </w:p>
         </w:tc>
@@ -595,61 +595,9 @@
     <w:r>
       <w:rPr>
         <w:noProof/>
+        <w:lang w:val="es-MX"/>
       </w:rPr>
-      <w:drawing>
-        <wp:anchor distT="0" distB="0" distL="114300" distR="114300" simplePos="0" relativeHeight="251660288" behindDoc="1" locked="0" layoutInCell="0" allowOverlap="1" wp14:anchorId="5A155A2F" wp14:editId="6162F938">
-          <wp:simplePos x="0" y="0"/>
-          <wp:positionH relativeFrom="page">
-            <wp:posOffset>-117972</wp:posOffset>
-          </wp:positionH>
-          <wp:positionV relativeFrom="page">
-            <wp:posOffset>6196799</wp:posOffset>
-          </wp:positionV>
-          <wp:extent cx="10111740" cy="1558290"/>
-          <wp:effectExtent l="0" t="0" r="0" b="0"/>
-          <wp:wrapNone/>
-          <wp:docPr id="742748134" name="drawingObject1" descr="A black background with red text&#10;&#10;AI-generated content may be incorrect."/>
-          <wp:cNvGraphicFramePr/>
-          <a:graphic xmlns:a="http://schemas.openxmlformats.org/drawingml/2006/main">
-            <a:graphicData uri="http://schemas.openxmlformats.org/drawingml/2006/picture">
-              <pic:pic xmlns:pic="http://schemas.openxmlformats.org/drawingml/2006/picture">
-                <pic:nvPicPr>
-                  <pic:cNvPr id="1293489354" name="drawingObject1" descr="A black background with red text&#10;&#10;AI-generated content may be incorrect."/>
-                  <pic:cNvPicPr/>
-                </pic:nvPicPr>
-                <pic:blipFill rotWithShape="1">
-                  <a:blip r:embed="rId1"/>
-                  <a:srcRect b="11590"/>
-                  <a:stretch>
-                    <a:fillRect/>
-                  </a:stretch>
-                </pic:blipFill>
-                <pic:spPr bwMode="auto">
-                  <a:xfrm>
-                    <a:off x="0" y="0"/>
-                    <a:ext cx="10111740" cy="1558290"/>
-                  </a:xfrm>
-                  <a:prstGeom prst="rect">
-                    <a:avLst/>
-                  </a:prstGeom>
-                  <a:noFill/>
-                  <a:ln>
-                    <a:noFill/>
-                  </a:ln>
-                  <a:extLst>
-                    <a:ext uri="{53640926-AAD7-44D8-BBD7-CCE9431645EC}">
-                      <a14:shadowObscured xmlns:a14="http://schemas.microsoft.com/office/drawing/2010/main"/>
-                    </a:ext>
-                  </a:extLst>
-                </pic:spPr>
-              </pic:pic>
-            </a:graphicData>
-          </a:graphic>
-          <wp14:sizeRelV relativeFrom="margin">
-            <wp14:pctHeight>0</wp14:pctHeight>
-          </wp14:sizeRelV>
-        </wp:anchor>
-      </w:drawing>
+      <w:t>oscarmacielc@live.com.mx</w:t>
     </w:r>
   </w:p>
 </w:ftr>
@@ -685,65 +633,16 @@
   <w:p>
     <w:pPr>
       <w:pStyle w:val="Header"/>
+      <w:rPr>
+        <w:lang w:val="es-MX"/>
+      </w:rPr>
     </w:pPr>
     <w:r>
       <w:rPr>
         <w:noProof/>
+        <w:lang w:val="es-MX"/>
       </w:rPr>
-      <w:drawing>
-        <wp:anchor distT="0" distB="0" distL="114300" distR="114300" simplePos="0" relativeHeight="251659264" behindDoc="1" locked="0" layoutInCell="0" allowOverlap="1" wp14:anchorId="52CF2E36" wp14:editId="02935274">
-          <wp:simplePos x="0" y="0"/>
-          <wp:positionH relativeFrom="page">
-            <wp:posOffset>-49392</wp:posOffset>
-          </wp:positionH>
-          <wp:positionV relativeFrom="paragraph">
-            <wp:posOffset>-461176</wp:posOffset>
-          </wp:positionV>
-          <wp:extent cx="10108933" cy="1579383"/>
-          <wp:effectExtent l="0" t="0" r="0" b="0"/>
-          <wp:wrapNone/>
-          <wp:docPr id="4430351" name="drawingObject3" descr="A logo with a tree and text&#10;&#10;AI-generated content may be incorrect."/>
-          <wp:cNvGraphicFramePr/>
-          <a:graphic xmlns:a="http://schemas.openxmlformats.org/drawingml/2006/main">
-            <a:graphicData uri="http://schemas.openxmlformats.org/drawingml/2006/picture">
-              <pic:pic xmlns:pic="http://schemas.openxmlformats.org/drawingml/2006/picture">
-                <pic:nvPicPr>
-                  <pic:cNvPr id="261731726" name="drawingObject3" descr="A logo with a tree and text&#10;&#10;AI-generated content may be incorrect."/>
-                  <pic:cNvPicPr/>
-                </pic:nvPicPr>
-                <pic:blipFill rotWithShape="1">
-                  <a:blip r:embed="rId1"/>
-                  <a:srcRect t="10374" b="-1"/>
-                  <a:stretch>
-                    <a:fillRect/>
-                  </a:stretch>
-                </pic:blipFill>
-                <pic:spPr bwMode="auto">
-                  <a:xfrm>
-                    <a:off x="0" y="0"/>
-                    <a:ext cx="10108933" cy="1579383"/>
-                  </a:xfrm>
-                  <a:prstGeom prst="rect">
-                    <a:avLst/>
-                  </a:prstGeom>
-                  <a:noFill/>
-                  <a:ln>
-                    <a:noFill/>
-                  </a:ln>
-                  <a:extLst>
-                    <a:ext uri="{53640926-AAD7-44D8-BBD7-CCE9431645EC}">
-                      <a14:shadowObscured xmlns:a14="http://schemas.microsoft.com/office/drawing/2010/main"/>
-                    </a:ext>
-                  </a:extLst>
-                </pic:spPr>
-              </pic:pic>
-            </a:graphicData>
-          </a:graphic>
-          <wp14:sizeRelV relativeFrom="margin">
-            <wp14:pctHeight>0</wp14:pctHeight>
-          </wp14:sizeRelV>
-        </wp:anchor>
-      </w:drawing>
+      <w:t>Oscar Eduardo Maciel Castillo</w:t>
     </w:r>
   </w:p>
 </w:hdr>
